--- a/plans/8th Grade Technology/8th Grade Monthly Planning/2nd Trimester/8° Technology - June.docx
+++ b/plans/8th Grade Technology/8th Grade Monthly Planning/2nd Trimester/8° Technology - June.docx
@@ -605,6 +605,31 @@
             </w:r>
             <w:r>
               <w:rPr>
+                <w:sz w:val="24"/>
+                <w:szCs w:val="24"/>
+                <w:b/>
+                <w:bCs/>
+              </w:rPr>
+              <w:t>Class Objective:</w:t>
+            </w:r>
+            <w:r>
+              <w:rPr>
+                <w:sz w:val="24"/>
+                <w:szCs w:val="24"/>
+              </w:rPr>
+              <w:br/>
+              <w:t>Label a Freenove/Arduino board and breadboard diagram for practice, including safety rules.</w:t>
+            </w:r>
+            <w:r>
+              <w:rPr>
+                <w:sz w:val="24"/>
+                <w:szCs w:val="24"/>
+              </w:rPr>
+              <w:br/>
+              <w:br/>
+            </w:r>
+            <w:r>
+              <w:rPr>
                 <w:b/>
                 <w:bCs/>
                 <w:sz w:val="24"/>
@@ -780,6 +805,31 @@
                 <w:sz w:val="24"/>
                 <w:szCs w:val="24"/>
               </w:rPr>
+              <w:br/>
+            </w:r>
+            <w:r>
+              <w:rPr>
+                <w:sz w:val="24"/>
+                <w:szCs w:val="24"/>
+                <w:b/>
+                <w:bCs/>
+              </w:rPr>
+              <w:t>Class Objective:</w:t>
+            </w:r>
+            <w:r>
+              <w:rPr>
+                <w:sz w:val="24"/>
+                <w:szCs w:val="24"/>
+              </w:rPr>
+              <w:br/>
+              <w:t>Create a vocabulary table for these 10 words: Arduino, Freenove, microcontroller, circuit, breadboard, pin, power, ground, resistor, LED.</w:t>
+            </w:r>
+            <w:r>
+              <w:rPr>
+                <w:sz w:val="24"/>
+                <w:szCs w:val="24"/>
+              </w:rPr>
+              <w:br/>
               <w:br/>
             </w:r>
             <w:r>
@@ -1227,6 +1277,31 @@
             </w:r>
             <w:r>
               <w:rPr>
+                <w:sz w:val="24"/>
+                <w:szCs w:val="24"/>
+                <w:b/>
+                <w:bCs/>
+              </w:rPr>
+              <w:t>Class Objective:</w:t>
+            </w:r>
+            <w:r>
+              <w:rPr>
+                <w:sz w:val="24"/>
+                <w:szCs w:val="24"/>
+              </w:rPr>
+              <w:br/>
+              <w:t>Build or simulate a flowing LED pattern with multiple LEDs.</w:t>
+            </w:r>
+            <w:r>
+              <w:rPr>
+                <w:sz w:val="24"/>
+                <w:szCs w:val="24"/>
+              </w:rPr>
+              <w:br/>
+              <w:br/>
+            </w:r>
+            <w:r>
+              <w:rPr>
                 <w:b/>
                 <w:bCs/>
                 <w:sz w:val="24"/>
@@ -1508,6 +1583,31 @@
                 <w:sz w:val="24"/>
                 <w:szCs w:val="24"/>
               </w:rPr>
+              <w:br/>
+            </w:r>
+            <w:r>
+              <w:rPr>
+                <w:sz w:val="24"/>
+                <w:szCs w:val="24"/>
+                <w:b/>
+                <w:bCs/>
+              </w:rPr>
+              <w:t>Class Objective:</w:t>
+            </w:r>
+            <w:r>
+              <w:rPr>
+                <w:sz w:val="24"/>
+                <w:szCs w:val="24"/>
+              </w:rPr>
+              <w:br/>
+              <w:t>Build a button and LED circuit.</w:t>
+            </w:r>
+            <w:r>
+              <w:rPr>
+                <w:sz w:val="24"/>
+                <w:szCs w:val="24"/>
+              </w:rPr>
+              <w:br/>
               <w:br/>
             </w:r>
             <w:r>
@@ -1873,6 +1973,31 @@
             </w:r>
             <w:r>
               <w:rPr>
+                <w:sz w:val="24"/>
+                <w:szCs w:val="24"/>
+                <w:b/>
+                <w:bCs/>
+              </w:rPr>
+              <w:t>Class Objective:</w:t>
+            </w:r>
+            <w:r>
+              <w:rPr>
+                <w:sz w:val="24"/>
+                <w:szCs w:val="24"/>
+              </w:rPr>
+              <w:br/>
+              <w:t>Practice building and tracing a button-controlled LED circuit and draft the input-process-output explanation.</w:t>
+            </w:r>
+            <w:r>
+              <w:rPr>
+                <w:sz w:val="24"/>
+                <w:szCs w:val="24"/>
+              </w:rPr>
+              <w:br/>
+              <w:br/>
+            </w:r>
+            <w:r>
+              <w:rPr>
                 <w:b/>
                 <w:bCs/>
                 <w:sz w:val="24"/>
@@ -2051,248 +2176,129 @@
           <w:p>
             <w:pPr>
               <w:spacing w:line="360" w:lineRule="auto"/>
-              <w:rPr>
-                <w:sz w:val="24"/>
-                <w:szCs w:val="24"/>
-              </w:rPr>
             </w:pPr>
             <w:r>
               <w:rPr>
+                <w:b/>
+                <w:sz w:val="24"/>
+              </w:rPr>
+              <w:t>Topic:</w:t>
+            </w:r>
+            <w:r>
+              <w:rPr>
+                <w:b w:val="0"/>
+                <w:sz w:val="24"/>
+              </w:rPr>
+              <w:t xml:space="preserve"> Serial monitor and button-build rehearsal</w:t>
+            </w:r>
+            <w:r>
+              <w:rPr>
+                <w:b w:val="0"/>
+                <w:sz w:val="24"/>
+              </w:rPr>
+              <w:br/>
+              <w:br/>
+            </w:r>
+            <w:r>
+              <w:rPr>
+                <w:sz w:val="24"/>
                 <w:b/>
                 <w:bCs/>
-                <w:sz w:val="24"/>
-                <w:szCs w:val="24"/>
-              </w:rPr>
-              <w:lastRenderedPageBreak/>
-              <w:t>Topic</w:t>
-            </w:r>
-            <w:r>
-              <w:rPr>
-                <w:sz w:val="24"/>
-                <w:szCs w:val="24"/>
-              </w:rPr>
-              <w:t>:</w:t>
-            </w:r>
-            <w:r>
-              <w:rPr>
-                <w:sz w:val="24"/>
-                <w:szCs w:val="24"/>
-              </w:rPr>
-              <w:t xml:space="preserve"> </w:t>
-            </w:r>
-            <w:r>
-              <w:rPr>
-                <w:sz w:val="24"/>
-                <w:szCs w:val="24"/>
-              </w:rPr>
-              <w:t>Serial monitor basics</w:t>
-            </w:r>
-            <w:r>
-              <w:rPr>
-                <w:sz w:val="24"/>
-                <w:szCs w:val="24"/>
-              </w:rPr>
-              <w:br/>
-            </w:r>
-            <w:r>
-              <w:rPr>
-                <w:sz w:val="24"/>
-                <w:szCs w:val="24"/>
-              </w:rPr>
+              </w:rPr>
+              <w:t>Class Objective:</w:t>
+            </w:r>
+            <w:r>
+              <w:rPr>
+                <w:sz w:val="24"/>
+              </w:rPr>
+              <w:br/>
+              <w:t>Complete a formative rehearsal before Daily Summative #2: rebuild or trace the button-controlled LED circuit, use the checklist for power, ground, resistor, LED direction.</w:t>
+            </w:r>
+            <w:r>
+              <w:rPr>
+                <w:sz w:val="24"/>
+              </w:rPr>
+              <w:br/>
               <w:br/>
             </w:r>
             <w:r>
               <w:rPr>
                 <w:b/>
-                <w:bCs/>
-                <w:sz w:val="24"/>
-                <w:szCs w:val="24"/>
-              </w:rPr>
-              <w:lastRenderedPageBreak/>
+                <w:sz w:val="24"/>
+              </w:rPr>
               <w:t>Pre-activities</w:t>
             </w:r>
             <w:r>
               <w:rPr>
-                <w:sz w:val="24"/>
-                <w:szCs w:val="24"/>
+                <w:b w:val="0"/>
+                <w:sz w:val="24"/>
               </w:rPr>
               <w:br/>
               <w:t>Review Week 3 practice vocabulary (part 2).</w:t>
-            </w:r>
-            <w:r>
-              <w:rPr>
-                <w:sz w:val="24"/>
-                <w:szCs w:val="24"/>
-              </w:rPr>
               <w:br/>
               <w:t>monitor: A screen or tool used to watch information</w:t>
-            </w:r>
-            <w:r>
-              <w:rPr>
-                <w:sz w:val="24"/>
-                <w:szCs w:val="24"/>
-              </w:rPr>
               <w:br/>
               <w:t>baud rate: The speed used for serial messages</w:t>
-            </w:r>
-            <w:r>
-              <w:rPr>
-                <w:sz w:val="24"/>
-                <w:szCs w:val="24"/>
-              </w:rPr>
               <w:br/>
               <w:t>message: Information sent or shown</w:t>
-            </w:r>
-            <w:r>
-              <w:rPr>
-                <w:sz w:val="24"/>
-                <w:szCs w:val="24"/>
-              </w:rPr>
               <w:br/>
               <w:t>debug: To find and fix a problem</w:t>
-            </w:r>
-          </w:p>
-          <w:p>
-            <w:pPr>
-              <w:spacing w:line="360" w:lineRule="auto"/>
-              <w:rPr>
-                <w:sz w:val="24"/>
-                <w:szCs w:val="24"/>
-              </w:rPr>
-            </w:pPr>
-            <w:r>
-              <w:rPr>
-                <w:sz w:val="24"/>
-                <w:szCs w:val="24"/>
-              </w:rPr>
-              <w:br/>
-              <w:t xml:space="preserve">Match serial, send, receive, monitor, baud rate, and message with definitions. </w:t>
-            </w:r>
-          </w:p>
-          <w:p>
-            <w:pPr>
-              <w:spacing w:line="360" w:lineRule="auto"/>
-              <w:rPr>
-                <w:sz w:val="24"/>
-                <w:szCs w:val="24"/>
-              </w:rPr>
-            </w:pPr>
-          </w:p>
-          <w:p>
-            <w:pPr>
-              <w:spacing w:line="360" w:lineRule="auto"/>
-              <w:rPr>
-                <w:sz w:val="24"/>
-                <w:szCs w:val="24"/>
-              </w:rPr>
-            </w:pPr>
-            <w:r>
-              <w:rPr>
-                <w:sz w:val="24"/>
-                <w:szCs w:val="24"/>
-              </w:rPr>
+              <w:br/>
+              <w:t>Match serial, send, receive, monitor, baud rate, and message with definitions.</w:t>
+              <w:br/>
               <w:t>Predict why engineers use data messages while testing.</w:t>
             </w:r>
             <w:r>
               <w:rPr>
-                <w:sz w:val="24"/>
-                <w:szCs w:val="24"/>
-              </w:rPr>
-              <w:br/>
-            </w:r>
-            <w:r>
-              <w:rPr>
-                <w:sz w:val="24"/>
-                <w:szCs w:val="24"/>
-              </w:rPr>
+                <w:b w:val="0"/>
+                <w:sz w:val="24"/>
+              </w:rPr>
+              <w:br/>
               <w:br/>
             </w:r>
             <w:r>
               <w:rPr>
                 <w:b/>
-                <w:bCs/>
-                <w:sz w:val="24"/>
-                <w:szCs w:val="24"/>
+                <w:sz w:val="24"/>
               </w:rPr>
               <w:t>While activities</w:t>
             </w:r>
             <w:r>
               <w:rPr>
-                <w:sz w:val="24"/>
-                <w:szCs w:val="24"/>
-              </w:rPr>
-              <w:br/>
-            </w:r>
-            <w:r>
-              <w:rPr>
-                <w:sz w:val="24"/>
-                <w:szCs w:val="24"/>
-                <w:highlight w:val="yellow"/>
-              </w:rPr>
-              <w:t xml:space="preserve">Complete Daily </w:t>
-            </w:r>
-            <w:r>
-              <w:rPr>
-                <w:sz w:val="24"/>
-                <w:szCs w:val="24"/>
-                <w:highlight w:val="yellow"/>
-              </w:rPr>
-              <w:t>Summative</w:t>
-            </w:r>
-            <w:r>
-              <w:rPr>
-                <w:sz w:val="24"/>
-                <w:szCs w:val="24"/>
-                <w:highlight w:val="yellow"/>
-              </w:rPr>
-              <w:t xml:space="preserve"> #2: Build and demonstrate a button-controlled LED circuit where the LED changes state when the button is pressed; submit </w:t>
-            </w:r>
-            <w:r>
-              <w:rPr>
-                <w:sz w:val="24"/>
-                <w:szCs w:val="24"/>
-                <w:highlight w:val="yellow"/>
-              </w:rPr>
-              <w:t>the circuit</w:t>
-            </w:r>
-            <w:r>
-              <w:rPr>
-                <w:sz w:val="24"/>
-                <w:szCs w:val="24"/>
-                <w:highlight w:val="yellow"/>
-              </w:rPr>
-              <w:t xml:space="preserve"> labeled diagram and one sentence explaining the input, process, and output. Then upload a serial communication sketch and record three observations from the Serial Monitor.</w:t>
-            </w:r>
-            <w:r>
-              <w:rPr>
-                <w:sz w:val="24"/>
-                <w:szCs w:val="24"/>
-              </w:rPr>
-              <w:br/>
-            </w:r>
-            <w:r>
-              <w:rPr>
-                <w:sz w:val="24"/>
-                <w:szCs w:val="24"/>
-              </w:rPr>
+                <w:b w:val="0"/>
+                <w:sz w:val="24"/>
+              </w:rPr>
+              <w:br/>
+            </w:r>
+            <w:r>
+              <w:rPr>
+                <w:b w:val="0"/>
+                <w:sz w:val="24"/>
+              </w:rPr>
+              <w:t>Complete a formative rehearsal before Daily Summative #2: rebuild or trace the button-controlled LED circuit, use the checklist for power, ground, resistor, LED direction, button wiring, pin, upload, and cable, test three button presses, and draft the labeled photo/diagram plus input-process-output sentence. Then upload a serial sketch and record three Serial Monitor observations.</w:t>
+            </w:r>
+            <w:r>
+              <w:rPr>
+                <w:b w:val="0"/>
+                <w:sz w:val="24"/>
+              </w:rPr>
+              <w:br/>
               <w:br/>
             </w:r>
             <w:r>
               <w:rPr>
                 <w:b/>
-                <w:bCs/>
-                <w:sz w:val="24"/>
-                <w:szCs w:val="24"/>
+                <w:sz w:val="24"/>
               </w:rPr>
               <w:t>Post activities</w:t>
             </w:r>
             <w:r>
               <w:rPr>
-                <w:sz w:val="24"/>
-                <w:szCs w:val="24"/>
-              </w:rPr>
-              <w:br/>
-              <w:t>Save your observations. Explain how serial messages help debugging.</w:t>
+                <w:b w:val="0"/>
+                <w:sz w:val="24"/>
+              </w:rPr>
+              <w:br/>
+              <w:t>Save your rehearsal notes. List one thing to fix before the Daily Summative.</w:t>
             </w:r>
           </w:p>
         </w:tc>
@@ -2434,175 +2440,128 @@
           <w:p>
             <w:pPr>
               <w:spacing w:line="360" w:lineRule="auto"/>
-              <w:rPr>
-                <w:sz w:val="24"/>
-                <w:szCs w:val="24"/>
-              </w:rPr>
             </w:pPr>
             <w:r>
               <w:rPr>
+                <w:b/>
+                <w:sz w:val="24"/>
+              </w:rPr>
+              <w:t>Topic:</w:t>
+            </w:r>
+            <w:r>
+              <w:rPr>
+                <w:b w:val="0"/>
+                <w:sz w:val="24"/>
+              </w:rPr>
+              <w:t xml:space="preserve"> Button-controlled LED build check</w:t>
+            </w:r>
+            <w:r>
+              <w:rPr>
+                <w:b w:val="0"/>
+                <w:sz w:val="24"/>
+              </w:rPr>
+              <w:br/>
+              <w:br/>
+            </w:r>
+            <w:r>
+              <w:rPr>
+                <w:sz w:val="24"/>
                 <w:b/>
                 <w:bCs/>
-                <w:sz w:val="24"/>
-                <w:szCs w:val="24"/>
-              </w:rPr>
-              <w:t>Topic:</w:t>
-            </w:r>
-            <w:r>
-              <w:rPr>
-                <w:sz w:val="24"/>
-                <w:szCs w:val="24"/>
-              </w:rPr>
-              <w:t xml:space="preserve"> </w:t>
-            </w:r>
-            <w:r>
-              <w:rPr>
-                <w:sz w:val="24"/>
-                <w:szCs w:val="24"/>
-              </w:rPr>
-              <w:t>Debugging circuits</w:t>
-            </w:r>
-            <w:r>
-              <w:rPr>
-                <w:sz w:val="24"/>
-                <w:szCs w:val="24"/>
-              </w:rPr>
-              <w:br/>
-            </w:r>
-            <w:r>
-              <w:rPr>
-                <w:sz w:val="24"/>
-                <w:szCs w:val="24"/>
-              </w:rPr>
+              </w:rPr>
+              <w:t>Class Objective:</w:t>
+            </w:r>
+            <w:r>
+              <w:rPr>
+                <w:sz w:val="24"/>
+              </w:rPr>
+              <w:br/>
+              <w:t>Build and demonstrate a button-controlled LED circuit that changes state when pressed.</w:t>
+            </w:r>
+            <w:r>
+              <w:rPr>
+                <w:sz w:val="24"/>
+              </w:rPr>
+              <w:br/>
               <w:br/>
             </w:r>
             <w:r>
               <w:rPr>
                 <w:b/>
-                <w:bCs/>
-                <w:sz w:val="24"/>
-                <w:szCs w:val="24"/>
+                <w:sz w:val="24"/>
               </w:rPr>
               <w:t>Pre-activities</w:t>
             </w:r>
             <w:r>
               <w:rPr>
-                <w:sz w:val="24"/>
-                <w:szCs w:val="24"/>
+                <w:b w:val="0"/>
+                <w:sz w:val="24"/>
               </w:rPr>
               <w:br/>
               <w:t>Review Week 4 practice vocabulary (part 1).</w:t>
-            </w:r>
-            <w:r>
-              <w:rPr>
-                <w:sz w:val="24"/>
-                <w:szCs w:val="24"/>
-              </w:rPr>
               <w:br/>
               <w:t>power: Electricity used to run a circuit</w:t>
-            </w:r>
-            <w:r>
-              <w:rPr>
-                <w:sz w:val="24"/>
-                <w:szCs w:val="24"/>
-              </w:rPr>
               <w:br/>
               <w:t>ground: The return path for electricity in a circuit</w:t>
-            </w:r>
-            <w:r>
-              <w:rPr>
-                <w:sz w:val="24"/>
-                <w:szCs w:val="24"/>
-              </w:rPr>
               <w:br/>
               <w:t>resistor: A part that limits electric current</w:t>
-            </w:r>
-            <w:r>
-              <w:rPr>
-                <w:sz w:val="24"/>
-                <w:szCs w:val="24"/>
-              </w:rPr>
               <w:br/>
               <w:t>direction: The way something faces or moves</w:t>
-            </w:r>
-          </w:p>
-          <w:p>
-            <w:pPr>
-              <w:spacing w:line="360" w:lineRule="auto"/>
-              <w:rPr>
-                <w:sz w:val="24"/>
-                <w:szCs w:val="24"/>
-              </w:rPr>
-            </w:pPr>
-            <w:r>
-              <w:rPr>
-                <w:sz w:val="24"/>
-                <w:szCs w:val="24"/>
-              </w:rPr>
-              <w:br/>
-              <w:t>Review a circuit with three intentional mistakes. Identify likely issues before touching materials.</w:t>
-            </w:r>
-            <w:r>
-              <w:rPr>
-                <w:sz w:val="24"/>
-                <w:szCs w:val="24"/>
-              </w:rPr>
-              <w:br/>
-            </w:r>
-            <w:r>
-              <w:rPr>
-                <w:sz w:val="24"/>
-                <w:szCs w:val="24"/>
-              </w:rPr>
+              <w:br/>
+              <w:t>Review the rehearsal checklist and identify one likely mistake to avoid.</w:t>
+            </w:r>
+            <w:r>
+              <w:rPr>
+                <w:b w:val="0"/>
+                <w:sz w:val="24"/>
+              </w:rPr>
+              <w:br/>
               <w:br/>
             </w:r>
             <w:r>
               <w:rPr>
                 <w:b/>
-                <w:bCs/>
-                <w:sz w:val="24"/>
-                <w:szCs w:val="24"/>
+                <w:sz w:val="24"/>
               </w:rPr>
               <w:t>While activities</w:t>
             </w:r>
             <w:r>
               <w:rPr>
-                <w:sz w:val="24"/>
-                <w:szCs w:val="24"/>
-              </w:rPr>
-              <w:br/>
-              <w:t>Debug a provided LED/button circuit using a checklist: power, ground, resistor, LED direction, pin number, code upload, and cable.</w:t>
-            </w:r>
-            <w:r>
-              <w:rPr>
-                <w:sz w:val="24"/>
-                <w:szCs w:val="24"/>
-              </w:rPr>
-              <w:br/>
-            </w:r>
-            <w:r>
-              <w:rPr>
-                <w:sz w:val="24"/>
-                <w:szCs w:val="24"/>
-              </w:rPr>
+                <w:b w:val="0"/>
+                <w:sz w:val="24"/>
+              </w:rPr>
+              <w:br/>
+            </w:r>
+            <w:r>
+              <w:rPr>
+                <w:b w:val="0"/>
+                <w:sz w:val="24"/>
+                <w:highlight w:val="yellow"/>
+              </w:rPr>
+              <w:t>Complete Daily Summative #2: Build and demonstrate a button-controlled LED circuit that changes state when pressed; submit a labeled photo or diagram, one input-process-output sentence, and three button/LED observations or check results.</w:t>
+            </w:r>
+            <w:r>
+              <w:rPr>
+                <w:b w:val="0"/>
+                <w:sz w:val="24"/>
+              </w:rPr>
+              <w:br/>
               <w:br/>
             </w:r>
             <w:r>
               <w:rPr>
                 <w:b/>
-                <w:bCs/>
-                <w:sz w:val="24"/>
-                <w:szCs w:val="24"/>
+                <w:sz w:val="24"/>
               </w:rPr>
               <w:t>Post activities</w:t>
             </w:r>
             <w:r>
               <w:rPr>
-                <w:sz w:val="24"/>
-                <w:szCs w:val="24"/>
-              </w:rPr>
-              <w:br/>
-              <w:t>Share one debugging tip with a partner. Add it to your notebook.</w:t>
+                <w:b w:val="0"/>
+                <w:sz w:val="24"/>
+              </w:rPr>
+              <w:br/>
+              <w:t>Submit your evidence. Record one debugging step that helped your circuit work.</w:t>
             </w:r>
           </w:p>
         </w:tc>
@@ -2661,6 +2620,31 @@
                 <w:sz w:val="24"/>
                 <w:szCs w:val="24"/>
               </w:rPr>
+              <w:br/>
+            </w:r>
+            <w:r>
+              <w:rPr>
+                <w:sz w:val="24"/>
+                <w:szCs w:val="24"/>
+                <w:b/>
+                <w:bCs/>
+              </w:rPr>
+              <w:t>Class Objective:</w:t>
+            </w:r>
+            <w:r>
+              <w:rPr>
+                <w:sz w:val="24"/>
+                <w:szCs w:val="24"/>
+              </w:rPr>
+              <w:br/>
+              <w:t>Complete a safe material use and teamwork checklist about responsibility, communication, careful handling, organization, and perseverance during the build challenge.</w:t>
+            </w:r>
+            <w:r>
+              <w:rPr>
+                <w:sz w:val="24"/>
+                <w:szCs w:val="24"/>
+              </w:rPr>
+              <w:br/>
               <w:br/>
             </w:r>
             <w:r>
@@ -10228,19 +10212,6 @@
       <w:szCs w:val="30"/>
     </w:rPr>
   </w:style>
-  <w:style w:type="table" w:customStyle="1" w:styleId="a">
-    <w:basedOn w:val="TableNormal4"/>
-    <w:tblPr>
-      <w:tblStyleRowBandSize w:val="1"/>
-      <w:tblStyleColBandSize w:val="1"/>
-      <w:tblCellMar>
-        <w:top w:w="100" w:type="dxa"/>
-        <w:left w:w="100" w:type="dxa"/>
-        <w:bottom w:w="100" w:type="dxa"/>
-        <w:right w:w="100" w:type="dxa"/>
-      </w:tblCellMar>
-    </w:tblPr>
-  </w:style>
   <w:style w:type="paragraph" w:styleId="ListParagraph">
     <w:name w:val="List Paragraph"/>
     <w:basedOn w:val="Normal"/>
@@ -10578,238 +10549,6 @@
       <w:szCs w:val="24"/>
     </w:rPr>
   </w:style>
-  <w:style w:type="table" w:customStyle="1" w:styleId="a0">
-    <w:basedOn w:val="TableNormal4"/>
-    <w:pPr>
-      <w:spacing w:line="240" w:lineRule="auto"/>
-    </w:pPr>
-    <w:tblPr>
-      <w:tblStyleRowBandSize w:val="1"/>
-      <w:tblStyleColBandSize w:val="1"/>
-      <w:tblCellMar>
-        <w:left w:w="108" w:type="dxa"/>
-        <w:right w:w="108" w:type="dxa"/>
-      </w:tblCellMar>
-    </w:tblPr>
-  </w:style>
-  <w:style w:type="table" w:customStyle="1" w:styleId="a1">
-    <w:basedOn w:val="TableNormal4"/>
-    <w:pPr>
-      <w:spacing w:line="240" w:lineRule="auto"/>
-    </w:pPr>
-    <w:tblPr>
-      <w:tblStyleRowBandSize w:val="1"/>
-      <w:tblStyleColBandSize w:val="1"/>
-      <w:tblCellMar>
-        <w:left w:w="108" w:type="dxa"/>
-        <w:right w:w="108" w:type="dxa"/>
-      </w:tblCellMar>
-    </w:tblPr>
-  </w:style>
-  <w:style w:type="table" w:customStyle="1" w:styleId="a2">
-    <w:basedOn w:val="TableNormal4"/>
-    <w:pPr>
-      <w:spacing w:line="240" w:lineRule="auto"/>
-    </w:pPr>
-    <w:tblPr>
-      <w:tblStyleRowBandSize w:val="1"/>
-      <w:tblStyleColBandSize w:val="1"/>
-      <w:tblCellMar>
-        <w:left w:w="108" w:type="dxa"/>
-        <w:right w:w="108" w:type="dxa"/>
-      </w:tblCellMar>
-    </w:tblPr>
-  </w:style>
-  <w:style w:type="table" w:customStyle="1" w:styleId="a3">
-    <w:basedOn w:val="TableNormal4"/>
-    <w:pPr>
-      <w:spacing w:line="240" w:lineRule="auto"/>
-    </w:pPr>
-    <w:tblPr>
-      <w:tblStyleRowBandSize w:val="1"/>
-      <w:tblStyleColBandSize w:val="1"/>
-      <w:tblCellMar>
-        <w:left w:w="108" w:type="dxa"/>
-        <w:right w:w="108" w:type="dxa"/>
-      </w:tblCellMar>
-    </w:tblPr>
-  </w:style>
-  <w:style w:type="table" w:customStyle="1" w:styleId="a4">
-    <w:basedOn w:val="TableNormal4"/>
-    <w:pPr>
-      <w:spacing w:line="240" w:lineRule="auto"/>
-    </w:pPr>
-    <w:tblPr>
-      <w:tblStyleRowBandSize w:val="1"/>
-      <w:tblStyleColBandSize w:val="1"/>
-      <w:tblCellMar>
-        <w:left w:w="108" w:type="dxa"/>
-        <w:right w:w="108" w:type="dxa"/>
-      </w:tblCellMar>
-    </w:tblPr>
-  </w:style>
-  <w:style w:type="table" w:customStyle="1" w:styleId="a5">
-    <w:basedOn w:val="TableNormal4"/>
-    <w:pPr>
-      <w:spacing w:line="240" w:lineRule="auto"/>
-    </w:pPr>
-    <w:tblPr>
-      <w:tblStyleRowBandSize w:val="1"/>
-      <w:tblStyleColBandSize w:val="1"/>
-      <w:tblCellMar>
-        <w:left w:w="108" w:type="dxa"/>
-        <w:right w:w="108" w:type="dxa"/>
-      </w:tblCellMar>
-    </w:tblPr>
-  </w:style>
-  <w:style w:type="table" w:customStyle="1" w:styleId="a6">
-    <w:basedOn w:val="TableNormal4"/>
-    <w:pPr>
-      <w:spacing w:line="240" w:lineRule="auto"/>
-    </w:pPr>
-    <w:tblPr>
-      <w:tblStyleRowBandSize w:val="1"/>
-      <w:tblStyleColBandSize w:val="1"/>
-      <w:tblCellMar>
-        <w:left w:w="108" w:type="dxa"/>
-        <w:right w:w="108" w:type="dxa"/>
-      </w:tblCellMar>
-    </w:tblPr>
-  </w:style>
-  <w:style w:type="table" w:customStyle="1" w:styleId="a7">
-    <w:basedOn w:val="TableNormal4"/>
-    <w:pPr>
-      <w:spacing w:line="240" w:lineRule="auto"/>
-    </w:pPr>
-    <w:tblPr>
-      <w:tblStyleRowBandSize w:val="1"/>
-      <w:tblStyleColBandSize w:val="1"/>
-      <w:tblCellMar>
-        <w:left w:w="108" w:type="dxa"/>
-        <w:right w:w="108" w:type="dxa"/>
-      </w:tblCellMar>
-    </w:tblPr>
-  </w:style>
-  <w:style w:type="table" w:customStyle="1" w:styleId="a8">
-    <w:basedOn w:val="TableNormal4"/>
-    <w:pPr>
-      <w:spacing w:line="240" w:lineRule="auto"/>
-    </w:pPr>
-    <w:tblPr>
-      <w:tblStyleRowBandSize w:val="1"/>
-      <w:tblStyleColBandSize w:val="1"/>
-      <w:tblCellMar>
-        <w:left w:w="108" w:type="dxa"/>
-        <w:right w:w="108" w:type="dxa"/>
-      </w:tblCellMar>
-    </w:tblPr>
-  </w:style>
-  <w:style w:type="table" w:customStyle="1" w:styleId="a9">
-    <w:basedOn w:val="TableNormal4"/>
-    <w:pPr>
-      <w:spacing w:line="240" w:lineRule="auto"/>
-    </w:pPr>
-    <w:tblPr>
-      <w:tblStyleRowBandSize w:val="1"/>
-      <w:tblStyleColBandSize w:val="1"/>
-      <w:tblCellMar>
-        <w:left w:w="108" w:type="dxa"/>
-        <w:right w:w="108" w:type="dxa"/>
-      </w:tblCellMar>
-    </w:tblPr>
-  </w:style>
-  <w:style w:type="table" w:customStyle="1" w:styleId="aa">
-    <w:basedOn w:val="TableNormal4"/>
-    <w:pPr>
-      <w:spacing w:line="240" w:lineRule="auto"/>
-    </w:pPr>
-    <w:tblPr>
-      <w:tblStyleRowBandSize w:val="1"/>
-      <w:tblStyleColBandSize w:val="1"/>
-      <w:tblCellMar>
-        <w:left w:w="108" w:type="dxa"/>
-        <w:right w:w="108" w:type="dxa"/>
-      </w:tblCellMar>
-    </w:tblPr>
-  </w:style>
-  <w:style w:type="table" w:customStyle="1" w:styleId="ab">
-    <w:basedOn w:val="TableNormal4"/>
-    <w:pPr>
-      <w:spacing w:line="240" w:lineRule="auto"/>
-    </w:pPr>
-    <w:tblPr>
-      <w:tblStyleRowBandSize w:val="1"/>
-      <w:tblStyleColBandSize w:val="1"/>
-      <w:tblCellMar>
-        <w:left w:w="108" w:type="dxa"/>
-        <w:right w:w="108" w:type="dxa"/>
-      </w:tblCellMar>
-    </w:tblPr>
-  </w:style>
-  <w:style w:type="table" w:customStyle="1" w:styleId="ac">
-    <w:basedOn w:val="TableNormal1"/>
-    <w:pPr>
-      <w:spacing w:line="240" w:lineRule="auto"/>
-    </w:pPr>
-    <w:tblPr>
-      <w:tblStyleRowBandSize w:val="1"/>
-      <w:tblStyleColBandSize w:val="1"/>
-      <w:tblCellMar>
-        <w:top w:w="100" w:type="dxa"/>
-        <w:left w:w="108" w:type="dxa"/>
-        <w:bottom w:w="100" w:type="dxa"/>
-        <w:right w:w="108" w:type="dxa"/>
-      </w:tblCellMar>
-    </w:tblPr>
-  </w:style>
-  <w:style w:type="table" w:customStyle="1" w:styleId="ad">
-    <w:basedOn w:val="TableNormal1"/>
-    <w:pPr>
-      <w:spacing w:line="240" w:lineRule="auto"/>
-    </w:pPr>
-    <w:tblPr>
-      <w:tblStyleRowBandSize w:val="1"/>
-      <w:tblStyleColBandSize w:val="1"/>
-      <w:tblCellMar>
-        <w:top w:w="100" w:type="dxa"/>
-        <w:left w:w="108" w:type="dxa"/>
-        <w:bottom w:w="100" w:type="dxa"/>
-        <w:right w:w="108" w:type="dxa"/>
-      </w:tblCellMar>
-    </w:tblPr>
-  </w:style>
-  <w:style w:type="table" w:customStyle="1" w:styleId="ae">
-    <w:basedOn w:val="TableNormal1"/>
-    <w:pPr>
-      <w:spacing w:line="240" w:lineRule="auto"/>
-    </w:pPr>
-    <w:tblPr>
-      <w:tblStyleRowBandSize w:val="1"/>
-      <w:tblStyleColBandSize w:val="1"/>
-      <w:tblCellMar>
-        <w:top w:w="100" w:type="dxa"/>
-        <w:left w:w="108" w:type="dxa"/>
-        <w:bottom w:w="100" w:type="dxa"/>
-        <w:right w:w="108" w:type="dxa"/>
-      </w:tblCellMar>
-    </w:tblPr>
-  </w:style>
-  <w:style w:type="table" w:customStyle="1" w:styleId="af">
-    <w:basedOn w:val="TableNormal1"/>
-    <w:pPr>
-      <w:spacing w:line="240" w:lineRule="auto"/>
-    </w:pPr>
-    <w:tblPr>
-      <w:tblStyleRowBandSize w:val="1"/>
-      <w:tblStyleColBandSize w:val="1"/>
-      <w:tblCellMar>
-        <w:top w:w="100" w:type="dxa"/>
-        <w:left w:w="108" w:type="dxa"/>
-        <w:bottom w:w="100" w:type="dxa"/>
-        <w:right w:w="108" w:type="dxa"/>
-      </w:tblCellMar>
-    </w:tblPr>
-  </w:style>
   <w:style w:type="character" w:styleId="Strong">
     <w:name w:val="Strong"/>
     <w:basedOn w:val="DefaultParagraphFont"/>
@@ -10820,19 +10559,6 @@
       <w:b/>
       <w:bCs/>
     </w:rPr>
-  </w:style>
-  <w:style w:type="table" w:customStyle="1" w:styleId="af0">
-    <w:basedOn w:val="TableNormal"/>
-    <w:tblPr>
-      <w:tblStyleRowBandSize w:val="1"/>
-      <w:tblStyleColBandSize w:val="1"/>
-      <w:tblCellMar>
-        <w:top w:w="15" w:type="dxa"/>
-        <w:left w:w="15" w:type="dxa"/>
-        <w:bottom w:w="15" w:type="dxa"/>
-        <w:right w:w="15" w:type="dxa"/>
-      </w:tblCellMar>
-    </w:tblPr>
   </w:style>
   <w:style w:type="character" w:styleId="Hyperlink">
     <w:name w:val="Hyperlink"/>
